--- a/Project_Documentation_PMS.docx
+++ b/Project_Documentation_PMS.docx
@@ -1485,6 +1485,94 @@
           <w:t>https://github.com/udommiracle2/Property-Management.git</w:t>
         </w:r>
       </w:hyperlink>
+    </w:p>
+    <w:p>
+      <w:pPr>
+        <w:pStyle w:val="NormalWeb"/>
+        <w:divId w:val="56710480"/>
+        <w:rPr>
+          <w:rFonts w:ascii="Calibri" w:hAnsi="Calibri" w:cs="Calibri"/>
+          <w:color w:val="333333"/>
+          <w:lang w:val="en"/>
+        </w:rPr>
+      </w:pPr>
+    </w:p>
+    <w:p>
+      <w:pPr>
+        <w:pStyle w:val="NormalWeb"/>
+        <w:divId w:val="56710480"/>
+        <w:rPr>
+          <w:rFonts w:ascii="Calibri" w:hAnsi="Calibri" w:cs="Calibri"/>
+          <w:color w:val="333333"/>
+          <w:lang w:val="en"/>
+        </w:rPr>
+      </w:pPr>
+      <w:r>
+        <w:rPr>
+          <w:rFonts w:ascii="Calibri" w:hAnsi="Calibri" w:cs="Calibri"/>
+          <w:color w:val="333333"/>
+          <w:lang w:val="en"/>
+        </w:rPr>
+        <w:t>6. contributors</w:t>
+      </w:r>
+    </w:p>
+    <w:p>
+      <w:pPr>
+        <w:pStyle w:val="NormalWeb"/>
+        <w:divId w:val="56710480"/>
+        <w:rPr>
+          <w:rFonts w:ascii="Calibri" w:hAnsi="Calibri" w:cs="Calibri"/>
+          <w:color w:val="333333"/>
+          <w:lang w:val="en"/>
+        </w:rPr>
+      </w:pPr>
+      <w:r>
+        <w:rPr>
+          <w:rFonts w:ascii="Calibri" w:hAnsi="Calibri" w:cs="Calibri"/>
+          <w:color w:val="333333"/>
+          <w:lang w:val="en"/>
+        </w:rPr>
+        <w:t>Daniel fortune</w:t>
+      </w:r>
+    </w:p>
+    <w:p>
+      <w:pPr>
+        <w:pStyle w:val="NormalWeb"/>
+        <w:divId w:val="56710480"/>
+        <w:rPr>
+          <w:rFonts w:ascii="Calibri" w:hAnsi="Calibri" w:cs="Calibri"/>
+          <w:color w:val="333333"/>
+          <w:lang w:val="en"/>
+        </w:rPr>
+      </w:pPr>
+      <w:r>
+        <w:rPr>
+          <w:rFonts w:ascii="Calibri" w:hAnsi="Calibri" w:cs="Calibri"/>
+          <w:color w:val="333333"/>
+          <w:lang w:val="en"/>
+        </w:rPr>
+        <w:t>Udom miracle</w:t>
+      </w:r>
+    </w:p>
+    <w:p>
+      <w:pPr>
+        <w:pStyle w:val="NormalWeb"/>
+        <w:divId w:val="56710480"/>
+        <w:rPr>
+          <w:rFonts w:ascii="Calibri" w:hAnsi="Calibri" w:cs="Calibri"/>
+          <w:color w:val="333333"/>
+          <w:lang w:val="en"/>
+        </w:rPr>
+      </w:pPr>
+      <w:r>
+        <w:rPr>
+          <w:rFonts w:ascii="Calibri" w:hAnsi="Calibri" w:cs="Calibri"/>
+          <w:color w:val="333333"/>
+          <w:lang w:val="en"/>
+        </w:rPr>
+        <w:lastRenderedPageBreak/>
+        <w:t>Samuel Fubara</w:t>
+      </w:r>
     </w:p>
     <w:p>
       <w:pPr>
